--- a/Basic of HTML/HTML.docx
+++ b/Basic of HTML/HTML.docx
@@ -633,21 +633,7 @@
         <w:rPr>
           <w:rFonts w:ascii="Times New Roman" w:hAnsi="Times New Roman" w:cs="Times New Roman"/>
         </w:rPr>
-        <w:t xml:space="preserve"> It specifies where to display the </w:t>
-      </w:r>
-      <w:proofErr w:type="spellStart"/>
-      <w:r>
-        <w:rPr>
-          <w:rFonts w:ascii="Times New Roman" w:hAnsi="Times New Roman" w:cs="Times New Roman"/>
-        </w:rPr>
-        <w:t>respone</w:t>
-      </w:r>
-      <w:proofErr w:type="spellEnd"/>
-      <w:r>
-        <w:rPr>
-          <w:rFonts w:ascii="Times New Roman" w:hAnsi="Times New Roman" w:cs="Times New Roman"/>
-        </w:rPr>
-        <w:t xml:space="preserve"> after submitting form.</w:t>
+        <w:t xml:space="preserve"> It specifies where to display the respone after submitting form.</w:t>
       </w:r>
     </w:p>
     <w:p>
@@ -693,6 +679,7 @@
       <w:r>
         <w:rPr>
           <w:rFonts w:ascii="Times New Roman" w:hAnsi="Times New Roman" w:cs="Times New Roman"/>
+          <w:noProof/>
         </w:rPr>
         <w:drawing>
           <wp:inline distT="0" distB="0" distL="0" distR="0" wp14:anchorId="209E295D" wp14:editId="0C471E39">
@@ -742,6 +729,7 @@
       <w:r>
         <w:rPr>
           <w:rFonts w:ascii="Times New Roman" w:hAnsi="Times New Roman" w:cs="Times New Roman"/>
+          <w:noProof/>
         </w:rPr>
         <w:drawing>
           <wp:inline distT="0" distB="0" distL="0" distR="0" wp14:anchorId="6794EC64" wp14:editId="005EC1C9">
@@ -841,6 +829,7 @@
       <w:r>
         <w:rPr>
           <w:rFonts w:ascii="Times New Roman" w:hAnsi="Times New Roman" w:cs="Times New Roman"/>
+          <w:noProof/>
         </w:rPr>
         <w:drawing>
           <wp:inline distT="0" distB="0" distL="0" distR="0" wp14:anchorId="285BCA0A" wp14:editId="45083321">
@@ -954,19 +943,11 @@
           <w:rFonts w:ascii="Times New Roman" w:hAnsi="Times New Roman" w:cs="Times New Roman"/>
         </w:rPr>
       </w:pPr>
-      <w:proofErr w:type="spellStart"/>
-      <w:r>
-        <w:rPr>
-          <w:rFonts w:ascii="Times New Roman" w:hAnsi="Times New Roman" w:cs="Times New Roman"/>
-        </w:rPr>
-        <w:t>framename</w:t>
-      </w:r>
-      <w:proofErr w:type="spellEnd"/>
-      <w:r>
-        <w:rPr>
-          <w:rFonts w:ascii="Times New Roman" w:hAnsi="Times New Roman" w:cs="Times New Roman"/>
-        </w:rPr>
-        <w:t xml:space="preserve">: </w:t>
+      <w:r>
+        <w:rPr>
+          <w:rFonts w:ascii="Times New Roman" w:hAnsi="Times New Roman" w:cs="Times New Roman"/>
+        </w:rPr>
+        <w:t xml:space="preserve">framename: </w:t>
       </w:r>
     </w:p>
     <w:p>
@@ -980,6 +961,7 @@
       <w:r>
         <w:rPr>
           <w:rFonts w:ascii="Times New Roman" w:hAnsi="Times New Roman" w:cs="Times New Roman"/>
+          <w:noProof/>
         </w:rPr>
         <w:drawing>
           <wp:inline distT="0" distB="0" distL="0" distR="0" wp14:anchorId="7495D8C6" wp14:editId="0933E9B8">
@@ -1053,6 +1035,7 @@
       <w:r>
         <w:rPr>
           <w:rFonts w:ascii="Times New Roman" w:hAnsi="Times New Roman" w:cs="Times New Roman"/>
+          <w:noProof/>
         </w:rPr>
         <w:drawing>
           <wp:inline distT="0" distB="0" distL="0" distR="0" wp14:anchorId="4CC7158F" wp14:editId="38DA105B">
@@ -1392,59 +1375,7 @@
           <w:lang w:eastAsia="en-IN" w:bidi="gu-IN"/>
           <w14:ligatures w14:val="none"/>
         </w:rPr>
-        <w:t xml:space="preserve">For </w:t>
-      </w:r>
-      <w:proofErr w:type="spellStart"/>
-      <w:r>
-        <w:rPr>
-          <w:rFonts w:ascii="Consolas" w:eastAsia="Times New Roman" w:hAnsi="Consolas" w:cs="Times New Roman"/>
-          <w:color w:val="D6DEEB"/>
-          <w:kern w:val="0"/>
-          <w:sz w:val="21"/>
-          <w:szCs w:val="21"/>
-          <w:lang w:eastAsia="en-IN" w:bidi="gu-IN"/>
-          <w14:ligatures w14:val="none"/>
-        </w:rPr>
-        <w:t>understanf</w:t>
-      </w:r>
-      <w:proofErr w:type="spellEnd"/>
-      <w:r>
-        <w:rPr>
-          <w:rFonts w:ascii="Consolas" w:eastAsia="Times New Roman" w:hAnsi="Consolas" w:cs="Times New Roman"/>
-          <w:color w:val="D6DEEB"/>
-          <w:kern w:val="0"/>
-          <w:sz w:val="21"/>
-          <w:szCs w:val="21"/>
-          <w:lang w:eastAsia="en-IN" w:bidi="gu-IN"/>
-          <w14:ligatures w14:val="none"/>
-        </w:rPr>
-        <w:t xml:space="preserve"> target="</w:t>
-      </w:r>
-      <w:proofErr w:type="spellStart"/>
-      <w:r>
-        <w:rPr>
-          <w:rFonts w:ascii="Consolas" w:eastAsia="Times New Roman" w:hAnsi="Consolas" w:cs="Times New Roman"/>
-          <w:color w:val="D6DEEB"/>
-          <w:kern w:val="0"/>
-          <w:sz w:val="21"/>
-          <w:szCs w:val="21"/>
-          <w:lang w:eastAsia="en-IN" w:bidi="gu-IN"/>
-          <w14:ligatures w14:val="none"/>
-        </w:rPr>
-        <w:t>framename</w:t>
-      </w:r>
-      <w:proofErr w:type="spellEnd"/>
-      <w:r>
-        <w:rPr>
-          <w:rFonts w:ascii="Consolas" w:eastAsia="Times New Roman" w:hAnsi="Consolas" w:cs="Times New Roman"/>
-          <w:color w:val="D6DEEB"/>
-          <w:kern w:val="0"/>
-          <w:sz w:val="21"/>
-          <w:szCs w:val="21"/>
-          <w:lang w:eastAsia="en-IN" w:bidi="gu-IN"/>
-          <w14:ligatures w14:val="none"/>
-        </w:rPr>
-        <w:t xml:space="preserve">" </w:t>
+        <w:t xml:space="preserve">For understanf target="framename" </w:t>
       </w:r>
       <w:r>
         <w:rPr>
@@ -1690,33 +1621,7 @@
           <w:lang w:eastAsia="en-IN" w:bidi="gu-IN"/>
           <w14:ligatures w14:val="none"/>
         </w:rPr>
-        <w:t>&lt;!-- &lt;</w:t>
-      </w:r>
-      <w:proofErr w:type="spellStart"/>
-      <w:r>
-        <w:rPr>
-          <w:rFonts w:ascii="Consolas" w:eastAsia="Times New Roman" w:hAnsi="Consolas" w:cs="Times New Roman"/>
-          <w:color w:val="637777"/>
-          <w:kern w:val="0"/>
-          <w:sz w:val="21"/>
-          <w:szCs w:val="21"/>
-          <w:lang w:eastAsia="en-IN" w:bidi="gu-IN"/>
-          <w14:ligatures w14:val="none"/>
-        </w:rPr>
-        <w:t>framset</w:t>
-      </w:r>
-      <w:proofErr w:type="spellEnd"/>
-      <w:r>
-        <w:rPr>
-          <w:rFonts w:ascii="Consolas" w:eastAsia="Times New Roman" w:hAnsi="Consolas" w:cs="Times New Roman"/>
-          <w:color w:val="637777"/>
-          <w:kern w:val="0"/>
-          <w:sz w:val="21"/>
-          <w:szCs w:val="21"/>
-          <w:lang w:eastAsia="en-IN" w:bidi="gu-IN"/>
-          <w14:ligatures w14:val="none"/>
-        </w:rPr>
-        <w:t>&gt; using this tag we can access multiple files into one window  --&gt;</w:t>
+        <w:t>&lt;!-- &lt;framset&gt; using this tag we can access multiple files into one window  --&gt;</w:t>
       </w:r>
     </w:p>
     <w:p>
@@ -1781,7 +1686,6 @@
         </w:rPr>
         <w:t xml:space="preserve"> </w:t>
       </w:r>
-      <w:proofErr w:type="spellStart"/>
       <w:r>
         <w:rPr>
           <w:rFonts w:ascii="Consolas" w:eastAsia="Times New Roman" w:hAnsi="Consolas" w:cs="Times New Roman"/>
@@ -1794,7 +1698,6 @@
         </w:rPr>
         <w:t>src</w:t>
       </w:r>
-      <w:proofErr w:type="spellEnd"/>
       <w:r>
         <w:rPr>
           <w:rFonts w:ascii="Consolas" w:eastAsia="Times New Roman" w:hAnsi="Consolas" w:cs="Times New Roman"/>
@@ -2014,7 +1917,6 @@
         </w:rPr>
         <w:t xml:space="preserve"> </w:t>
       </w:r>
-      <w:proofErr w:type="spellStart"/>
       <w:r>
         <w:rPr>
           <w:rFonts w:ascii="Consolas" w:eastAsia="Times New Roman" w:hAnsi="Consolas" w:cs="Times New Roman"/>
@@ -2027,7 +1929,6 @@
         </w:rPr>
         <w:t>src</w:t>
       </w:r>
-      <w:proofErr w:type="spellEnd"/>
       <w:r>
         <w:rPr>
           <w:rFonts w:ascii="Consolas" w:eastAsia="Times New Roman" w:hAnsi="Consolas" w:cs="Times New Roman"/>
@@ -2247,7 +2148,6 @@
         </w:rPr>
         <w:t xml:space="preserve"> </w:t>
       </w:r>
-      <w:proofErr w:type="spellStart"/>
       <w:r>
         <w:rPr>
           <w:rFonts w:ascii="Consolas" w:eastAsia="Times New Roman" w:hAnsi="Consolas" w:cs="Times New Roman"/>
@@ -2260,7 +2160,6 @@
         </w:rPr>
         <w:t>src</w:t>
       </w:r>
-      <w:proofErr w:type="spellEnd"/>
       <w:r>
         <w:rPr>
           <w:rFonts w:ascii="Consolas" w:eastAsia="Times New Roman" w:hAnsi="Consolas" w:cs="Times New Roman"/>
@@ -4688,7 +4587,6 @@
         </w:rPr>
         <w:t>&lt;</w:t>
       </w:r>
-      <w:proofErr w:type="spellStart"/>
       <w:r>
         <w:rPr>
           <w:rFonts w:ascii="Consolas" w:eastAsia="Times New Roman" w:hAnsi="Consolas" w:cs="Times New Roman"/>
@@ -4701,7 +4599,6 @@
         </w:rPr>
         <w:t>lable</w:t>
       </w:r>
-      <w:proofErr w:type="spellEnd"/>
       <w:r>
         <w:rPr>
           <w:rFonts w:ascii="Consolas" w:eastAsia="Times New Roman" w:hAnsi="Consolas" w:cs="Times New Roman"/>
@@ -4810,7 +4707,6 @@
         </w:rPr>
         <w:t>&lt;/</w:t>
       </w:r>
-      <w:proofErr w:type="spellStart"/>
       <w:r>
         <w:rPr>
           <w:rFonts w:ascii="Consolas" w:eastAsia="Times New Roman" w:hAnsi="Consolas" w:cs="Times New Roman"/>
@@ -4823,7 +4719,6 @@
         </w:rPr>
         <w:t>lable</w:t>
       </w:r>
-      <w:proofErr w:type="spellEnd"/>
       <w:r>
         <w:rPr>
           <w:rFonts w:ascii="Consolas" w:eastAsia="Times New Roman" w:hAnsi="Consolas" w:cs="Times New Roman"/>
@@ -5007,7 +4902,6 @@
         </w:rPr>
         <w:t>"</w:t>
       </w:r>
-      <w:proofErr w:type="spellStart"/>
       <w:r>
         <w:rPr>
           <w:rFonts w:ascii="Consolas" w:eastAsia="Times New Roman" w:hAnsi="Consolas" w:cs="Times New Roman"/>
@@ -5020,7 +4914,6 @@
         </w:rPr>
         <w:t>nameInput</w:t>
       </w:r>
-      <w:proofErr w:type="spellEnd"/>
       <w:r>
         <w:rPr>
           <w:rFonts w:ascii="Consolas" w:eastAsia="Times New Roman" w:hAnsi="Consolas" w:cs="Times New Roman"/>
@@ -5084,7 +4977,6 @@
         </w:rPr>
         <w:t>&lt;</w:t>
       </w:r>
-      <w:proofErr w:type="spellStart"/>
       <w:r>
         <w:rPr>
           <w:rFonts w:ascii="Consolas" w:eastAsia="Times New Roman" w:hAnsi="Consolas" w:cs="Times New Roman"/>
@@ -5097,7 +4989,6 @@
         </w:rPr>
         <w:t>br</w:t>
       </w:r>
-      <w:proofErr w:type="spellEnd"/>
       <w:r>
         <w:rPr>
           <w:rFonts w:ascii="Consolas" w:eastAsia="Times New Roman" w:hAnsi="Consolas" w:cs="Times New Roman"/>
@@ -5110,7 +5001,6 @@
         </w:rPr>
         <w:t>&gt;&lt;</w:t>
       </w:r>
-      <w:proofErr w:type="spellStart"/>
       <w:r>
         <w:rPr>
           <w:rFonts w:ascii="Consolas" w:eastAsia="Times New Roman" w:hAnsi="Consolas" w:cs="Times New Roman"/>
@@ -5123,7 +5013,6 @@
         </w:rPr>
         <w:t>br</w:t>
       </w:r>
-      <w:proofErr w:type="spellEnd"/>
       <w:r>
         <w:rPr>
           <w:rFonts w:ascii="Consolas" w:eastAsia="Times New Roman" w:hAnsi="Consolas" w:cs="Times New Roman"/>
@@ -5175,7 +5064,6 @@
         </w:rPr>
         <w:t>&lt;</w:t>
       </w:r>
-      <w:proofErr w:type="spellStart"/>
       <w:r>
         <w:rPr>
           <w:rFonts w:ascii="Consolas" w:eastAsia="Times New Roman" w:hAnsi="Consolas" w:cs="Times New Roman"/>
@@ -5188,7 +5076,6 @@
         </w:rPr>
         <w:t>lable</w:t>
       </w:r>
-      <w:proofErr w:type="spellEnd"/>
       <w:r>
         <w:rPr>
           <w:rFonts w:ascii="Consolas" w:eastAsia="Times New Roman" w:hAnsi="Consolas" w:cs="Times New Roman"/>
@@ -5297,7 +5184,6 @@
         </w:rPr>
         <w:t>&lt;/</w:t>
       </w:r>
-      <w:proofErr w:type="spellStart"/>
       <w:r>
         <w:rPr>
           <w:rFonts w:ascii="Consolas" w:eastAsia="Times New Roman" w:hAnsi="Consolas" w:cs="Times New Roman"/>
@@ -5310,7 +5196,6 @@
         </w:rPr>
         <w:t>lable</w:t>
       </w:r>
-      <w:proofErr w:type="spellEnd"/>
       <w:r>
         <w:rPr>
           <w:rFonts w:ascii="Consolas" w:eastAsia="Times New Roman" w:hAnsi="Consolas" w:cs="Times New Roman"/>
@@ -5494,7 +5379,6 @@
         </w:rPr>
         <w:t>"</w:t>
       </w:r>
-      <w:proofErr w:type="spellStart"/>
       <w:r>
         <w:rPr>
           <w:rFonts w:ascii="Consolas" w:eastAsia="Times New Roman" w:hAnsi="Consolas" w:cs="Times New Roman"/>
@@ -5507,7 +5391,6 @@
         </w:rPr>
         <w:t>emailInput</w:t>
       </w:r>
-      <w:proofErr w:type="spellEnd"/>
       <w:r>
         <w:rPr>
           <w:rFonts w:ascii="Consolas" w:eastAsia="Times New Roman" w:hAnsi="Consolas" w:cs="Times New Roman"/>
@@ -5572,7 +5455,6 @@
         </w:rPr>
         <w:t>&lt;</w:t>
       </w:r>
-      <w:proofErr w:type="spellStart"/>
       <w:r>
         <w:rPr>
           <w:rFonts w:ascii="Consolas" w:eastAsia="Times New Roman" w:hAnsi="Consolas" w:cs="Times New Roman"/>
@@ -5585,7 +5467,6 @@
         </w:rPr>
         <w:t>br</w:t>
       </w:r>
-      <w:proofErr w:type="spellEnd"/>
       <w:r>
         <w:rPr>
           <w:rFonts w:ascii="Consolas" w:eastAsia="Times New Roman" w:hAnsi="Consolas" w:cs="Times New Roman"/>
@@ -5598,7 +5479,6 @@
         </w:rPr>
         <w:t>&gt;&lt;</w:t>
       </w:r>
-      <w:proofErr w:type="spellStart"/>
       <w:r>
         <w:rPr>
           <w:rFonts w:ascii="Consolas" w:eastAsia="Times New Roman" w:hAnsi="Consolas" w:cs="Times New Roman"/>
@@ -5611,7 +5491,6 @@
         </w:rPr>
         <w:t>br</w:t>
       </w:r>
-      <w:proofErr w:type="spellEnd"/>
       <w:r>
         <w:rPr>
           <w:rFonts w:ascii="Consolas" w:eastAsia="Times New Roman" w:hAnsi="Consolas" w:cs="Times New Roman"/>
@@ -5663,7 +5542,6 @@
         </w:rPr>
         <w:t>&lt;</w:t>
       </w:r>
-      <w:proofErr w:type="spellStart"/>
       <w:r>
         <w:rPr>
           <w:rFonts w:ascii="Consolas" w:eastAsia="Times New Roman" w:hAnsi="Consolas" w:cs="Times New Roman"/>
@@ -5676,7 +5554,6 @@
         </w:rPr>
         <w:t>lable</w:t>
       </w:r>
-      <w:proofErr w:type="spellEnd"/>
       <w:r>
         <w:rPr>
           <w:rFonts w:ascii="Consolas" w:eastAsia="Times New Roman" w:hAnsi="Consolas" w:cs="Times New Roman"/>
@@ -5785,7 +5662,6 @@
         </w:rPr>
         <w:t>&lt;/</w:t>
       </w:r>
-      <w:proofErr w:type="spellStart"/>
       <w:r>
         <w:rPr>
           <w:rFonts w:ascii="Consolas" w:eastAsia="Times New Roman" w:hAnsi="Consolas" w:cs="Times New Roman"/>
@@ -5798,7 +5674,6 @@
         </w:rPr>
         <w:t>lable</w:t>
       </w:r>
-      <w:proofErr w:type="spellEnd"/>
       <w:r>
         <w:rPr>
           <w:rFonts w:ascii="Consolas" w:eastAsia="Times New Roman" w:hAnsi="Consolas" w:cs="Times New Roman"/>
@@ -6129,7 +6004,6 @@
         </w:rPr>
         <w:t>&lt;</w:t>
       </w:r>
-      <w:proofErr w:type="spellStart"/>
       <w:r>
         <w:rPr>
           <w:rFonts w:ascii="Consolas" w:eastAsia="Times New Roman" w:hAnsi="Consolas" w:cs="Times New Roman"/>
@@ -6142,7 +6016,6 @@
         </w:rPr>
         <w:t>lable</w:t>
       </w:r>
-      <w:proofErr w:type="spellEnd"/>
       <w:r>
         <w:rPr>
           <w:rFonts w:ascii="Consolas" w:eastAsia="Times New Roman" w:hAnsi="Consolas" w:cs="Times New Roman"/>
@@ -6251,7 +6124,6 @@
         </w:rPr>
         <w:t>&lt;/</w:t>
       </w:r>
-      <w:proofErr w:type="spellStart"/>
       <w:r>
         <w:rPr>
           <w:rFonts w:ascii="Consolas" w:eastAsia="Times New Roman" w:hAnsi="Consolas" w:cs="Times New Roman"/>
@@ -6264,7 +6136,6 @@
         </w:rPr>
         <w:t>lable</w:t>
       </w:r>
-      <w:proofErr w:type="spellEnd"/>
       <w:r>
         <w:rPr>
           <w:rFonts w:ascii="Consolas" w:eastAsia="Times New Roman" w:hAnsi="Consolas" w:cs="Times New Roman"/>
@@ -6595,7 +6466,6 @@
         </w:rPr>
         <w:t>&lt;</w:t>
       </w:r>
-      <w:proofErr w:type="spellStart"/>
       <w:r>
         <w:rPr>
           <w:rFonts w:ascii="Consolas" w:eastAsia="Times New Roman" w:hAnsi="Consolas" w:cs="Times New Roman"/>
@@ -6608,7 +6478,6 @@
         </w:rPr>
         <w:t>lable</w:t>
       </w:r>
-      <w:proofErr w:type="spellEnd"/>
       <w:r>
         <w:rPr>
           <w:rFonts w:ascii="Consolas" w:eastAsia="Times New Roman" w:hAnsi="Consolas" w:cs="Times New Roman"/>
@@ -6717,7 +6586,6 @@
         </w:rPr>
         <w:t>&lt;/</w:t>
       </w:r>
-      <w:proofErr w:type="spellStart"/>
       <w:r>
         <w:rPr>
           <w:rFonts w:ascii="Consolas" w:eastAsia="Times New Roman" w:hAnsi="Consolas" w:cs="Times New Roman"/>
@@ -6730,7 +6598,6 @@
         </w:rPr>
         <w:t>lable</w:t>
       </w:r>
-      <w:proofErr w:type="spellEnd"/>
       <w:r>
         <w:rPr>
           <w:rFonts w:ascii="Consolas" w:eastAsia="Times New Roman" w:hAnsi="Consolas" w:cs="Times New Roman"/>
@@ -6782,7 +6649,6 @@
         </w:rPr>
         <w:t>&lt;</w:t>
       </w:r>
-      <w:proofErr w:type="spellStart"/>
       <w:r>
         <w:rPr>
           <w:rFonts w:ascii="Consolas" w:eastAsia="Times New Roman" w:hAnsi="Consolas" w:cs="Times New Roman"/>
@@ -6795,7 +6661,6 @@
         </w:rPr>
         <w:t>br</w:t>
       </w:r>
-      <w:proofErr w:type="spellEnd"/>
       <w:r>
         <w:rPr>
           <w:rFonts w:ascii="Consolas" w:eastAsia="Times New Roman" w:hAnsi="Consolas" w:cs="Times New Roman"/>
@@ -6808,7 +6673,6 @@
         </w:rPr>
         <w:t>&gt;&lt;</w:t>
       </w:r>
-      <w:proofErr w:type="spellStart"/>
       <w:r>
         <w:rPr>
           <w:rFonts w:ascii="Consolas" w:eastAsia="Times New Roman" w:hAnsi="Consolas" w:cs="Times New Roman"/>
@@ -6821,7 +6685,6 @@
         </w:rPr>
         <w:t>br</w:t>
       </w:r>
-      <w:proofErr w:type="spellEnd"/>
       <w:r>
         <w:rPr>
           <w:rFonts w:ascii="Consolas" w:eastAsia="Times New Roman" w:hAnsi="Consolas" w:cs="Times New Roman"/>
@@ -7797,7 +7660,6 @@
         </w:rPr>
         <w:t>&lt;</w:t>
       </w:r>
-      <w:proofErr w:type="spellStart"/>
       <w:r>
         <w:rPr>
           <w:rFonts w:ascii="Consolas" w:eastAsia="Times New Roman" w:hAnsi="Consolas" w:cs="Times New Roman"/>
@@ -7810,7 +7672,6 @@
         </w:rPr>
         <w:t>lable</w:t>
       </w:r>
-      <w:proofErr w:type="spellEnd"/>
       <w:r>
         <w:rPr>
           <w:rFonts w:ascii="Consolas" w:eastAsia="Times New Roman" w:hAnsi="Consolas" w:cs="Times New Roman"/>
@@ -7919,7 +7780,6 @@
         </w:rPr>
         <w:t>&lt;/</w:t>
       </w:r>
-      <w:proofErr w:type="spellStart"/>
       <w:r>
         <w:rPr>
           <w:rFonts w:ascii="Consolas" w:eastAsia="Times New Roman" w:hAnsi="Consolas" w:cs="Times New Roman"/>
@@ -7932,7 +7792,6 @@
         </w:rPr>
         <w:t>lable</w:t>
       </w:r>
-      <w:proofErr w:type="spellEnd"/>
       <w:r>
         <w:rPr>
           <w:rFonts w:ascii="Consolas" w:eastAsia="Times New Roman" w:hAnsi="Consolas" w:cs="Times New Roman"/>
@@ -8446,7 +8305,6 @@
         </w:rPr>
         <w:t>&lt;</w:t>
       </w:r>
-      <w:proofErr w:type="spellStart"/>
       <w:r>
         <w:rPr>
           <w:rFonts w:ascii="Consolas" w:eastAsia="Times New Roman" w:hAnsi="Consolas" w:cs="Times New Roman"/>
@@ -8459,7 +8317,6 @@
         </w:rPr>
         <w:t>br</w:t>
       </w:r>
-      <w:proofErr w:type="spellEnd"/>
       <w:r>
         <w:rPr>
           <w:rFonts w:ascii="Consolas" w:eastAsia="Times New Roman" w:hAnsi="Consolas" w:cs="Times New Roman"/>
@@ -8472,7 +8329,6 @@
         </w:rPr>
         <w:t>&gt;&lt;</w:t>
       </w:r>
-      <w:proofErr w:type="spellStart"/>
       <w:r>
         <w:rPr>
           <w:rFonts w:ascii="Consolas" w:eastAsia="Times New Roman" w:hAnsi="Consolas" w:cs="Times New Roman"/>
@@ -8485,7 +8341,6 @@
         </w:rPr>
         <w:t>br</w:t>
       </w:r>
-      <w:proofErr w:type="spellEnd"/>
       <w:r>
         <w:rPr>
           <w:rFonts w:ascii="Consolas" w:eastAsia="Times New Roman" w:hAnsi="Consolas" w:cs="Times New Roman"/>
@@ -9710,7 +9565,6 @@
         </w:rPr>
         <w:t>"</w:t>
       </w:r>
-      <w:proofErr w:type="spellStart"/>
       <w:r>
         <w:rPr>
           <w:rFonts w:ascii="Consolas" w:eastAsia="Times New Roman" w:hAnsi="Consolas" w:cs="Times New Roman"/>
@@ -9721,46 +9575,7 @@
           <w:lang w:eastAsia="en-IN" w:bidi="gu-IN"/>
           <w14:ligatures w14:val="none"/>
         </w:rPr>
-        <w:t>color</w:t>
-      </w:r>
-      <w:proofErr w:type="spellEnd"/>
-      <w:r>
-        <w:rPr>
-          <w:rFonts w:ascii="Consolas" w:eastAsia="Times New Roman" w:hAnsi="Consolas" w:cs="Times New Roman"/>
-          <w:color w:val="ECC48D"/>
-          <w:kern w:val="0"/>
-          <w:sz w:val="21"/>
-          <w:szCs w:val="21"/>
-          <w:lang w:eastAsia="en-IN" w:bidi="gu-IN"/>
-          <w14:ligatures w14:val="none"/>
-        </w:rPr>
-        <w:t xml:space="preserve">: </w:t>
-      </w:r>
-      <w:proofErr w:type="spellStart"/>
-      <w:r>
-        <w:rPr>
-          <w:rFonts w:ascii="Consolas" w:eastAsia="Times New Roman" w:hAnsi="Consolas" w:cs="Times New Roman"/>
-          <w:color w:val="ECC48D"/>
-          <w:kern w:val="0"/>
-          <w:sz w:val="21"/>
-          <w:szCs w:val="21"/>
-          <w:lang w:eastAsia="en-IN" w:bidi="gu-IN"/>
-          <w14:ligatures w14:val="none"/>
-        </w:rPr>
-        <w:t>blueviolet</w:t>
-      </w:r>
-      <w:proofErr w:type="spellEnd"/>
-      <w:r>
-        <w:rPr>
-          <w:rFonts w:ascii="Consolas" w:eastAsia="Times New Roman" w:hAnsi="Consolas" w:cs="Times New Roman"/>
-          <w:color w:val="ECC48D"/>
-          <w:kern w:val="0"/>
-          <w:sz w:val="21"/>
-          <w:szCs w:val="21"/>
-          <w:lang w:eastAsia="en-IN" w:bidi="gu-IN"/>
-          <w14:ligatures w14:val="none"/>
-        </w:rPr>
-        <w:t>;</w:t>
+        <w:t>color: blueviolet;</w:t>
       </w:r>
       <w:r>
         <w:rPr>
@@ -9796,22 +9611,8 @@
           <w:lang w:eastAsia="en-IN" w:bidi="gu-IN"/>
           <w14:ligatures w14:val="none"/>
         </w:rPr>
-        <w:t xml:space="preserve">Welcome to </w:t>
-      </w:r>
-      <w:proofErr w:type="spellStart"/>
-      <w:r>
-        <w:rPr>
-          <w:rFonts w:ascii="Consolas" w:eastAsia="Times New Roman" w:hAnsi="Consolas" w:cs="Times New Roman"/>
-          <w:color w:val="D6DEEB"/>
-          <w:kern w:val="0"/>
-          <w:sz w:val="21"/>
-          <w:szCs w:val="21"/>
-          <w:lang w:eastAsia="en-IN" w:bidi="gu-IN"/>
-          <w14:ligatures w14:val="none"/>
-        </w:rPr>
-        <w:t>HomePage</w:t>
-      </w:r>
-      <w:proofErr w:type="spellEnd"/>
+        <w:t>Welcome to HomePage</w:t>
+      </w:r>
       <w:r>
         <w:rPr>
           <w:rFonts w:ascii="Consolas" w:eastAsia="Times New Roman" w:hAnsi="Consolas" w:cs="Times New Roman"/>
@@ -10062,16 +9863,8 @@
         <w:rPr>
           <w:rFonts w:ascii="Times New Roman" w:hAnsi="Times New Roman" w:cs="Times New Roman"/>
         </w:rPr>
-        <w:t xml:space="preserve">Limited URL length = 2048 </w:t>
-      </w:r>
-      <w:proofErr w:type="spellStart"/>
-      <w:r>
-        <w:rPr>
-          <w:rFonts w:ascii="Times New Roman" w:hAnsi="Times New Roman" w:cs="Times New Roman"/>
-        </w:rPr>
-        <w:t>chaaracters</w:t>
-      </w:r>
-      <w:proofErr w:type="spellEnd"/>
+        <w:t>Limited URL length = 2048 chaaracters</w:t>
+      </w:r>
     </w:p>
     <w:p>
       <w:pPr>
@@ -10132,6 +9925,7 @@
       <w:r>
         <w:rPr>
           <w:rFonts w:ascii="Times New Roman" w:hAnsi="Times New Roman" w:cs="Times New Roman"/>
+          <w:noProof/>
         </w:rPr>
         <w:lastRenderedPageBreak/>
         <w:drawing>
@@ -10229,6 +10023,7 @@
       <w:r>
         <w:rPr>
           <w:rFonts w:ascii="Times New Roman" w:hAnsi="Times New Roman" w:cs="Times New Roman"/>
+          <w:noProof/>
         </w:rPr>
         <w:drawing>
           <wp:inline distT="0" distB="0" distL="0" distR="0" wp14:anchorId="2ADB06E3" wp14:editId="778014A1">
@@ -10606,7 +10401,6 @@
         </w:rPr>
         <w:t>&lt;</w:t>
       </w:r>
-      <w:proofErr w:type="spellStart"/>
       <w:r>
         <w:rPr>
           <w:rFonts w:ascii="Consolas" w:eastAsia="Times New Roman" w:hAnsi="Consolas" w:cs="Times New Roman"/>
@@ -10619,7 +10413,6 @@
         </w:rPr>
         <w:t>lable</w:t>
       </w:r>
-      <w:proofErr w:type="spellEnd"/>
       <w:r>
         <w:rPr>
           <w:rFonts w:ascii="Consolas" w:eastAsia="Times New Roman" w:hAnsi="Consolas" w:cs="Times New Roman"/>
@@ -10728,7 +10521,6 @@
         </w:rPr>
         <w:t>&lt;/</w:t>
       </w:r>
-      <w:proofErr w:type="spellStart"/>
       <w:r>
         <w:rPr>
           <w:rFonts w:ascii="Consolas" w:eastAsia="Times New Roman" w:hAnsi="Consolas" w:cs="Times New Roman"/>
@@ -10741,7 +10533,6 @@
         </w:rPr>
         <w:t>lable</w:t>
       </w:r>
-      <w:proofErr w:type="spellEnd"/>
       <w:r>
         <w:rPr>
           <w:rFonts w:ascii="Consolas" w:eastAsia="Times New Roman" w:hAnsi="Consolas" w:cs="Times New Roman"/>
@@ -10925,7 +10716,6 @@
         </w:rPr>
         <w:t>"</w:t>
       </w:r>
-      <w:proofErr w:type="spellStart"/>
       <w:r>
         <w:rPr>
           <w:rFonts w:ascii="Consolas" w:eastAsia="Times New Roman" w:hAnsi="Consolas" w:cs="Times New Roman"/>
@@ -10938,7 +10728,6 @@
         </w:rPr>
         <w:t>nameInput</w:t>
       </w:r>
-      <w:proofErr w:type="spellEnd"/>
       <w:r>
         <w:rPr>
           <w:rFonts w:ascii="Consolas" w:eastAsia="Times New Roman" w:hAnsi="Consolas" w:cs="Times New Roman"/>
@@ -11071,7 +10860,6 @@
         </w:rPr>
         <w:t>"</w:t>
       </w:r>
-      <w:proofErr w:type="spellStart"/>
       <w:r>
         <w:rPr>
           <w:rFonts w:ascii="Consolas" w:eastAsia="Times New Roman" w:hAnsi="Consolas" w:cs="Times New Roman"/>
@@ -11084,7 +10872,6 @@
         </w:rPr>
         <w:t>xyz</w:t>
       </w:r>
-      <w:proofErr w:type="spellEnd"/>
       <w:r>
         <w:rPr>
           <w:rFonts w:ascii="Consolas" w:eastAsia="Times New Roman" w:hAnsi="Consolas" w:cs="Times New Roman"/>
@@ -11148,7 +10935,6 @@
         </w:rPr>
         <w:t>&lt;</w:t>
       </w:r>
-      <w:proofErr w:type="spellStart"/>
       <w:r>
         <w:rPr>
           <w:rFonts w:ascii="Consolas" w:eastAsia="Times New Roman" w:hAnsi="Consolas" w:cs="Times New Roman"/>
@@ -11161,7 +10947,6 @@
         </w:rPr>
         <w:t>br</w:t>
       </w:r>
-      <w:proofErr w:type="spellEnd"/>
       <w:r>
         <w:rPr>
           <w:rFonts w:ascii="Consolas" w:eastAsia="Times New Roman" w:hAnsi="Consolas" w:cs="Times New Roman"/>
@@ -11174,7 +10959,6 @@
         </w:rPr>
         <w:t>&gt;&lt;</w:t>
       </w:r>
-      <w:proofErr w:type="spellStart"/>
       <w:r>
         <w:rPr>
           <w:rFonts w:ascii="Consolas" w:eastAsia="Times New Roman" w:hAnsi="Consolas" w:cs="Times New Roman"/>
@@ -11187,7 +10971,6 @@
         </w:rPr>
         <w:t>br</w:t>
       </w:r>
-      <w:proofErr w:type="spellEnd"/>
       <w:r>
         <w:rPr>
           <w:rFonts w:ascii="Consolas" w:eastAsia="Times New Roman" w:hAnsi="Consolas" w:cs="Times New Roman"/>
@@ -11239,7 +11022,6 @@
         </w:rPr>
         <w:t>&lt;</w:t>
       </w:r>
-      <w:proofErr w:type="spellStart"/>
       <w:r>
         <w:rPr>
           <w:rFonts w:ascii="Consolas" w:eastAsia="Times New Roman" w:hAnsi="Consolas" w:cs="Times New Roman"/>
@@ -11252,7 +11034,6 @@
         </w:rPr>
         <w:t>lable</w:t>
       </w:r>
-      <w:proofErr w:type="spellEnd"/>
       <w:r>
         <w:rPr>
           <w:rFonts w:ascii="Consolas" w:eastAsia="Times New Roman" w:hAnsi="Consolas" w:cs="Times New Roman"/>
@@ -11361,7 +11142,6 @@
         </w:rPr>
         <w:t>&lt;/</w:t>
       </w:r>
-      <w:proofErr w:type="spellStart"/>
       <w:r>
         <w:rPr>
           <w:rFonts w:ascii="Consolas" w:eastAsia="Times New Roman" w:hAnsi="Consolas" w:cs="Times New Roman"/>
@@ -11374,7 +11154,6 @@
         </w:rPr>
         <w:t>lable</w:t>
       </w:r>
-      <w:proofErr w:type="spellEnd"/>
       <w:r>
         <w:rPr>
           <w:rFonts w:ascii="Consolas" w:eastAsia="Times New Roman" w:hAnsi="Consolas" w:cs="Times New Roman"/>
@@ -11558,7 +11337,6 @@
         </w:rPr>
         <w:t>"</w:t>
       </w:r>
-      <w:proofErr w:type="spellStart"/>
       <w:r>
         <w:rPr>
           <w:rFonts w:ascii="Consolas" w:eastAsia="Times New Roman" w:hAnsi="Consolas" w:cs="Times New Roman"/>
@@ -11571,7 +11349,6 @@
         </w:rPr>
         <w:t>emailInput</w:t>
       </w:r>
-      <w:proofErr w:type="spellEnd"/>
       <w:r>
         <w:rPr>
           <w:rFonts w:ascii="Consolas" w:eastAsia="Times New Roman" w:hAnsi="Consolas" w:cs="Times New Roman"/>
@@ -11783,21 +11560,7 @@
         <w:rPr>
           <w:rFonts w:ascii="Times New Roman" w:hAnsi="Times New Roman" w:cs="Times New Roman"/>
         </w:rPr>
-        <w:t xml:space="preserve"> </w:t>
-      </w:r>
-      <w:proofErr w:type="spellStart"/>
-      <w:r>
-        <w:rPr>
-          <w:rFonts w:ascii="Times New Roman" w:hAnsi="Times New Roman" w:cs="Times New Roman"/>
-        </w:rPr>
-        <w:t>enctype</w:t>
-      </w:r>
-      <w:proofErr w:type="spellEnd"/>
-      <w:r>
-        <w:rPr>
-          <w:rFonts w:ascii="Times New Roman" w:hAnsi="Times New Roman" w:cs="Times New Roman"/>
-        </w:rPr>
-        <w:t>:</w:t>
+        <w:t xml:space="preserve"> enctype:</w:t>
       </w:r>
       <w:r>
         <w:rPr>
@@ -11857,16 +11620,8 @@
         <w:rPr>
           <w:rFonts w:ascii="Times New Roman" w:hAnsi="Times New Roman" w:cs="Times New Roman"/>
         </w:rPr>
-        <w:t>application/x-www-form-</w:t>
-      </w:r>
-      <w:proofErr w:type="spellStart"/>
-      <w:r>
-        <w:rPr>
-          <w:rFonts w:ascii="Times New Roman" w:hAnsi="Times New Roman" w:cs="Times New Roman"/>
-        </w:rPr>
-        <w:t>urlencoded</w:t>
-      </w:r>
-      <w:proofErr w:type="spellEnd"/>
+        <w:t>application/x-www-form-urlencoded</w:t>
+      </w:r>
       <w:r>
         <w:rPr>
           <w:rFonts w:ascii="Times New Roman" w:hAnsi="Times New Roman" w:cs="Times New Roman"/>
@@ -12329,21 +12084,7 @@
         <w:rPr>
           <w:rFonts w:ascii="Times New Roman" w:hAnsi="Times New Roman" w:cs="Times New Roman"/>
         </w:rPr>
-        <w:t xml:space="preserve">) </w:t>
-      </w:r>
-      <w:proofErr w:type="spellStart"/>
-      <w:r>
-        <w:rPr>
-          <w:rFonts w:ascii="Times New Roman" w:hAnsi="Times New Roman" w:cs="Times New Roman"/>
-        </w:rPr>
-        <w:t>onSubmit</w:t>
-      </w:r>
-      <w:proofErr w:type="spellEnd"/>
-      <w:r>
-        <w:rPr>
-          <w:rFonts w:ascii="Times New Roman" w:hAnsi="Times New Roman" w:cs="Times New Roman"/>
-        </w:rPr>
-        <w:t>:</w:t>
+        <w:t>) onSubmit:</w:t>
       </w:r>
       <w:r>
         <w:rPr>
@@ -12374,45 +12115,13 @@
         <w:rPr>
           <w:rFonts w:ascii="Times New Roman" w:hAnsi="Times New Roman" w:cs="Times New Roman"/>
         </w:rPr>
-        <w:t xml:space="preserve">) </w:t>
-      </w:r>
-      <w:proofErr w:type="spellStart"/>
-      <w:r>
-        <w:rPr>
-          <w:rFonts w:ascii="Times New Roman" w:hAnsi="Times New Roman" w:cs="Times New Roman"/>
-        </w:rPr>
-        <w:t>onReset</w:t>
-      </w:r>
-      <w:proofErr w:type="spellEnd"/>
-      <w:r>
-        <w:rPr>
-          <w:rFonts w:ascii="Times New Roman" w:hAnsi="Times New Roman" w:cs="Times New Roman"/>
-        </w:rPr>
-        <w:t>:</w:t>
-      </w:r>
-      <w:r>
-        <w:rPr>
-          <w:rFonts w:ascii="Times New Roman" w:hAnsi="Times New Roman" w:cs="Times New Roman"/>
-        </w:rPr>
-        <w:t xml:space="preserve"> </w:t>
-      </w:r>
-      <w:r>
-        <w:rPr>
-          <w:rFonts w:ascii="Times New Roman" w:hAnsi="Times New Roman" w:cs="Times New Roman"/>
-        </w:rPr>
-        <w:t>Event handler attribute which execute JavaScript code when form is</w:t>
-      </w:r>
-      <w:r>
-        <w:rPr>
-          <w:rFonts w:ascii="Times New Roman" w:hAnsi="Times New Roman" w:cs="Times New Roman"/>
-        </w:rPr>
-        <w:t xml:space="preserve"> reset</w:t>
-      </w:r>
-      <w:r>
-        <w:rPr>
-          <w:rFonts w:ascii="Times New Roman" w:hAnsi="Times New Roman" w:cs="Times New Roman"/>
-        </w:rPr>
-        <w:t>.</w:t>
+        <w:t>) onReset:</w:t>
+      </w:r>
+      <w:r>
+        <w:rPr>
+          <w:rFonts w:ascii="Times New Roman" w:hAnsi="Times New Roman" w:cs="Times New Roman"/>
+        </w:rPr>
+        <w:t xml:space="preserve"> Event handler attribute which execute JavaScript code when form is reset.</w:t>
       </w:r>
     </w:p>
     <w:p>
@@ -12464,21 +12173,7 @@
         <w:rPr>
           <w:rFonts w:ascii="Times New Roman" w:hAnsi="Times New Roman" w:cs="Times New Roman"/>
         </w:rPr>
-        <w:t>) no</w:t>
-      </w:r>
-      <w:proofErr w:type="spellStart"/>
-      <w:r>
-        <w:rPr>
-          <w:rFonts w:ascii="Times New Roman" w:hAnsi="Times New Roman" w:cs="Times New Roman"/>
-        </w:rPr>
-        <w:t>validate</w:t>
-      </w:r>
-      <w:proofErr w:type="spellEnd"/>
-      <w:r>
-        <w:rPr>
-          <w:rFonts w:ascii="Times New Roman" w:hAnsi="Times New Roman" w:cs="Times New Roman"/>
-        </w:rPr>
-        <w:t>: (Boolean attribute) specifies that form data should not be validate when it will submit.</w:t>
+        <w:t>) novalidate: (Boolean attribute) specifies that form data should not be validate when it will submit.</w:t>
       </w:r>
     </w:p>
     <w:p>
@@ -12504,21 +12199,7 @@
         <w:rPr>
           <w:rFonts w:ascii="Times New Roman" w:hAnsi="Times New Roman" w:cs="Times New Roman"/>
         </w:rPr>
-        <w:t xml:space="preserve">11) </w:t>
-      </w:r>
-      <w:proofErr w:type="spellStart"/>
-      <w:r>
-        <w:rPr>
-          <w:rFonts w:ascii="Times New Roman" w:hAnsi="Times New Roman" w:cs="Times New Roman"/>
-        </w:rPr>
-        <w:t>rel</w:t>
-      </w:r>
-      <w:proofErr w:type="spellEnd"/>
-      <w:r>
-        <w:rPr>
-          <w:rFonts w:ascii="Times New Roman" w:hAnsi="Times New Roman" w:cs="Times New Roman"/>
-        </w:rPr>
-        <w:t>: specifies relationship between current form document and linked document.</w:t>
+        <w:t>11) rel: specifies relationship between current form document and linked document.</w:t>
       </w:r>
     </w:p>
     <w:p>
@@ -12696,14 +12377,12 @@
           <w:rFonts w:ascii="Times New Roman" w:hAnsi="Times New Roman" w:cs="Times New Roman"/>
         </w:rPr>
       </w:pPr>
-      <w:proofErr w:type="spellStart"/>
       <w:r>
         <w:rPr>
           <w:rFonts w:ascii="Times New Roman" w:hAnsi="Times New Roman" w:cs="Times New Roman"/>
         </w:rPr>
         <w:t>Color</w:t>
       </w:r>
-      <w:proofErr w:type="spellEnd"/>
     </w:p>
     <w:p>
       <w:pPr>
@@ -12716,71 +12395,7 @@
         <w:rPr>
           <w:rFonts w:ascii="Times New Roman" w:hAnsi="Times New Roman" w:cs="Times New Roman"/>
         </w:rPr>
-        <w:t xml:space="preserve">Date: (more type: </w:t>
-      </w:r>
-      <w:proofErr w:type="spellStart"/>
-      <w:r>
-        <w:rPr>
-          <w:rFonts w:ascii="Times New Roman" w:hAnsi="Times New Roman" w:cs="Times New Roman"/>
-        </w:rPr>
-        <w:t>datemax</w:t>
-      </w:r>
-      <w:proofErr w:type="spellEnd"/>
-      <w:r>
-        <w:rPr>
-          <w:rFonts w:ascii="Times New Roman" w:hAnsi="Times New Roman" w:cs="Times New Roman"/>
-        </w:rPr>
-        <w:t xml:space="preserve">- enter date before date given into “max” and </w:t>
-      </w:r>
-      <w:proofErr w:type="spellStart"/>
-      <w:r>
-        <w:rPr>
-          <w:rFonts w:ascii="Times New Roman" w:hAnsi="Times New Roman" w:cs="Times New Roman"/>
-        </w:rPr>
-        <w:t>datemin</w:t>
-      </w:r>
-      <w:proofErr w:type="spellEnd"/>
-      <w:r>
-        <w:rPr>
-          <w:rFonts w:ascii="Times New Roman" w:hAnsi="Times New Roman" w:cs="Times New Roman"/>
-        </w:rPr>
-        <w:t xml:space="preserve"> </w:t>
-      </w:r>
-      <w:r>
-        <w:rPr>
-          <w:rFonts w:ascii="Times New Roman" w:hAnsi="Times New Roman" w:cs="Times New Roman"/>
-        </w:rPr>
-        <w:t xml:space="preserve">- enter date </w:t>
-      </w:r>
-      <w:r>
-        <w:rPr>
-          <w:rFonts w:ascii="Times New Roman" w:hAnsi="Times New Roman" w:cs="Times New Roman"/>
-        </w:rPr>
-        <w:t xml:space="preserve">after </w:t>
-      </w:r>
-      <w:r>
-        <w:rPr>
-          <w:rFonts w:ascii="Times New Roman" w:hAnsi="Times New Roman" w:cs="Times New Roman"/>
-        </w:rPr>
-        <w:t>date given into “</w:t>
-      </w:r>
-      <w:r>
-        <w:rPr>
-          <w:rFonts w:ascii="Times New Roman" w:hAnsi="Times New Roman" w:cs="Times New Roman"/>
-        </w:rPr>
-        <w:t>min</w:t>
-      </w:r>
-      <w:r>
-        <w:rPr>
-          <w:rFonts w:ascii="Times New Roman" w:hAnsi="Times New Roman" w:cs="Times New Roman"/>
-        </w:rPr>
-        <w:t>”</w:t>
-      </w:r>
-      <w:r>
-        <w:rPr>
-          <w:rFonts w:ascii="Times New Roman" w:hAnsi="Times New Roman" w:cs="Times New Roman"/>
-        </w:rPr>
-        <w:t>)</w:t>
+        <w:t>Date: (more type: datemax- enter date before date given into “max” and datemin - enter date after date given into “min”)</w:t>
       </w:r>
     </w:p>
     <w:p>
@@ -12850,21 +12465,7 @@
         <w:rPr>
           <w:rFonts w:ascii="Times New Roman" w:hAnsi="Times New Roman" w:cs="Times New Roman"/>
         </w:rPr>
-        <w:t xml:space="preserve">Hidden: data </w:t>
-      </w:r>
-      <w:proofErr w:type="spellStart"/>
-      <w:r>
-        <w:rPr>
-          <w:rFonts w:ascii="Times New Roman" w:hAnsi="Times New Roman" w:cs="Times New Roman"/>
-        </w:rPr>
-        <w:t>doesnot</w:t>
-      </w:r>
-      <w:proofErr w:type="spellEnd"/>
-      <w:r>
-        <w:rPr>
-          <w:rFonts w:ascii="Times New Roman" w:hAnsi="Times New Roman" w:cs="Times New Roman"/>
-        </w:rPr>
-        <w:t xml:space="preserve"> show to user but it will send to the server when form will be submitted</w:t>
+        <w:t>Hidden: data doesnot show to user but it will send to the server when form will be submitted</w:t>
       </w:r>
     </w:p>
     <w:p>
@@ -12959,14 +12560,12 @@
           <w:rFonts w:ascii="Times New Roman" w:hAnsi="Times New Roman" w:cs="Times New Roman"/>
         </w:rPr>
       </w:pPr>
-      <w:proofErr w:type="spellStart"/>
       <w:r>
         <w:rPr>
           <w:rFonts w:ascii="Times New Roman" w:hAnsi="Times New Roman" w:cs="Times New Roman"/>
         </w:rPr>
         <w:t>Url</w:t>
       </w:r>
-      <w:proofErr w:type="spellEnd"/>
     </w:p>
     <w:p>
       <w:pPr>
@@ -13047,19 +12646,11 @@
           <w:rFonts w:ascii="Times New Roman" w:hAnsi="Times New Roman" w:cs="Times New Roman"/>
         </w:rPr>
       </w:pPr>
-      <w:proofErr w:type="spellStart"/>
-      <w:r>
-        <w:rPr>
-          <w:rFonts w:ascii="Times New Roman" w:hAnsi="Times New Roman" w:cs="Times New Roman"/>
-        </w:rPr>
-        <w:t>readonly</w:t>
-      </w:r>
-      <w:proofErr w:type="spellEnd"/>
-      <w:r>
-        <w:rPr>
-          <w:rFonts w:ascii="Times New Roman" w:hAnsi="Times New Roman" w:cs="Times New Roman"/>
-        </w:rPr>
-        <w:t>: it specifies that input field is : read-only.</w:t>
+      <w:r>
+        <w:rPr>
+          <w:rFonts w:ascii="Times New Roman" w:hAnsi="Times New Roman" w:cs="Times New Roman"/>
+        </w:rPr>
+        <w:t>readonly: it specifies that input field is : read-only.</w:t>
       </w:r>
     </w:p>
     <w:p>
@@ -13097,19 +12688,11 @@
           <w:rFonts w:ascii="Times New Roman" w:hAnsi="Times New Roman" w:cs="Times New Roman"/>
         </w:rPr>
       </w:pPr>
-      <w:proofErr w:type="spellStart"/>
-      <w:r>
-        <w:rPr>
-          <w:rFonts w:ascii="Times New Roman" w:hAnsi="Times New Roman" w:cs="Times New Roman"/>
-        </w:rPr>
-        <w:t>maxlength</w:t>
-      </w:r>
-      <w:proofErr w:type="spellEnd"/>
-      <w:r>
-        <w:rPr>
-          <w:rFonts w:ascii="Times New Roman" w:hAnsi="Times New Roman" w:cs="Times New Roman"/>
-        </w:rPr>
-        <w:t>: define how many character allows in an input field.</w:t>
+      <w:r>
+        <w:rPr>
+          <w:rFonts w:ascii="Times New Roman" w:hAnsi="Times New Roman" w:cs="Times New Roman"/>
+        </w:rPr>
+        <w:t>maxlength: define how many character allows in an input field.</w:t>
       </w:r>
     </w:p>
     <w:p>
@@ -13193,21 +12776,7 @@
         <w:rPr>
           <w:rFonts w:ascii="Times New Roman" w:hAnsi="Times New Roman" w:cs="Times New Roman"/>
         </w:rPr>
-        <w:t xml:space="preserve">step: specified </w:t>
-      </w:r>
-      <w:proofErr w:type="spellStart"/>
-      <w:r>
-        <w:rPr>
-          <w:rFonts w:ascii="Times New Roman" w:hAnsi="Times New Roman" w:cs="Times New Roman"/>
-        </w:rPr>
-        <w:t>legel</w:t>
-      </w:r>
-      <w:proofErr w:type="spellEnd"/>
-      <w:r>
-        <w:rPr>
-          <w:rFonts w:ascii="Times New Roman" w:hAnsi="Times New Roman" w:cs="Times New Roman"/>
-        </w:rPr>
-        <w:t xml:space="preserve"> number intervals for an input field like&lt;number&gt; etc.</w:t>
+        <w:t>step: specified legel number intervals for an input field like&lt;number&gt; etc.</w:t>
       </w:r>
     </w:p>
     <w:p>
@@ -13249,21 +12818,7 @@
         <w:rPr>
           <w:rFonts w:ascii="Times New Roman" w:hAnsi="Times New Roman" w:cs="Times New Roman"/>
         </w:rPr>
-        <w:t>list: it refers &lt;</w:t>
-      </w:r>
-      <w:proofErr w:type="spellStart"/>
-      <w:r>
-        <w:rPr>
-          <w:rFonts w:ascii="Times New Roman" w:hAnsi="Times New Roman" w:cs="Times New Roman"/>
-        </w:rPr>
-        <w:t>datalist</w:t>
-      </w:r>
-      <w:proofErr w:type="spellEnd"/>
-      <w:r>
-        <w:rPr>
-          <w:rFonts w:ascii="Times New Roman" w:hAnsi="Times New Roman" w:cs="Times New Roman"/>
-        </w:rPr>
-        <w:t>&gt; element.</w:t>
+        <w:t>list: it refers &lt;datalist&gt; element.</w:t>
       </w:r>
     </w:p>
     <w:p>
@@ -13414,21 +12969,7 @@
         <w:rPr>
           <w:rFonts w:ascii="Times New Roman" w:hAnsi="Times New Roman" w:cs="Times New Roman"/>
         </w:rPr>
-        <w:t xml:space="preserve">For make any other &lt;option&gt; for </w:t>
-      </w:r>
-      <w:proofErr w:type="spellStart"/>
-      <w:r>
-        <w:rPr>
-          <w:rFonts w:ascii="Times New Roman" w:hAnsi="Times New Roman" w:cs="Times New Roman"/>
-        </w:rPr>
-        <w:t>bydeafult</w:t>
-      </w:r>
-      <w:proofErr w:type="spellEnd"/>
-      <w:r>
-        <w:rPr>
-          <w:rFonts w:ascii="Times New Roman" w:hAnsi="Times New Roman" w:cs="Times New Roman"/>
-        </w:rPr>
-        <w:t xml:space="preserve"> selected we can make it using : “selected” keyword in that option tag</w:t>
+        <w:t>For make any other &lt;option&gt; for bydeafult selected we can make it using : “selected” keyword in that option tag</w:t>
       </w:r>
     </w:p>
     <w:p>
@@ -13489,21 +13030,7 @@
         <w:rPr>
           <w:rFonts w:ascii="Times New Roman" w:hAnsi="Times New Roman" w:cs="Times New Roman"/>
         </w:rPr>
-        <w:t>&lt;</w:t>
-      </w:r>
-      <w:proofErr w:type="spellStart"/>
-      <w:r>
-        <w:rPr>
-          <w:rFonts w:ascii="Times New Roman" w:hAnsi="Times New Roman" w:cs="Times New Roman"/>
-        </w:rPr>
-        <w:t>textarea</w:t>
-      </w:r>
-      <w:proofErr w:type="spellEnd"/>
-      <w:r>
-        <w:rPr>
-          <w:rFonts w:ascii="Times New Roman" w:hAnsi="Times New Roman" w:cs="Times New Roman"/>
-        </w:rPr>
-        <w:t>&gt;</w:t>
+        <w:t>&lt;textarea&gt;</w:t>
       </w:r>
       <w:r>
         <w:rPr>
@@ -13545,14 +13072,7 @@
         <w:rPr>
           <w:rFonts w:ascii="Times New Roman" w:hAnsi="Times New Roman" w:cs="Times New Roman"/>
         </w:rPr>
-        <w:t>&lt;</w:t>
-      </w:r>
-      <w:proofErr w:type="spellStart"/>
-      <w:r>
-        <w:rPr>
-          <w:rFonts w:ascii="Times New Roman" w:hAnsi="Times New Roman" w:cs="Times New Roman"/>
-        </w:rPr>
-        <w:t>fi</w:t>
+        <w:t>&lt;fi</w:t>
       </w:r>
       <w:r>
         <w:rPr>
@@ -13564,14 +13084,7 @@
         <w:rPr>
           <w:rFonts w:ascii="Times New Roman" w:hAnsi="Times New Roman" w:cs="Times New Roman"/>
         </w:rPr>
-        <w:t>ldset</w:t>
-      </w:r>
-      <w:proofErr w:type="spellEnd"/>
-      <w:r>
-        <w:rPr>
-          <w:rFonts w:ascii="Times New Roman" w:hAnsi="Times New Roman" w:cs="Times New Roman"/>
-        </w:rPr>
-        <w:t>&gt;</w:t>
+        <w:t>ldset&gt;</w:t>
       </w:r>
       <w:r>
         <w:rPr>
@@ -13595,21 +13108,7 @@
         <w:rPr>
           <w:rFonts w:ascii="Times New Roman" w:hAnsi="Times New Roman" w:cs="Times New Roman"/>
         </w:rPr>
-        <w:t>&lt;legend&gt; defines caption for &lt;</w:t>
-      </w:r>
-      <w:proofErr w:type="spellStart"/>
-      <w:r>
-        <w:rPr>
-          <w:rFonts w:ascii="Times New Roman" w:hAnsi="Times New Roman" w:cs="Times New Roman"/>
-        </w:rPr>
-        <w:t>fieldset</w:t>
-      </w:r>
-      <w:proofErr w:type="spellEnd"/>
-      <w:r>
-        <w:rPr>
-          <w:rFonts w:ascii="Times New Roman" w:hAnsi="Times New Roman" w:cs="Times New Roman"/>
-        </w:rPr>
-        <w:t>&gt; element.</w:t>
+        <w:t>&lt;legend&gt; defines caption for &lt;fieldset&gt; element.</w:t>
       </w:r>
     </w:p>
     <w:p>
@@ -13627,21 +13126,7 @@
         <w:rPr>
           <w:rFonts w:ascii="Times New Roman" w:hAnsi="Times New Roman" w:cs="Times New Roman"/>
         </w:rPr>
-        <w:t>&lt;</w:t>
-      </w:r>
-      <w:proofErr w:type="spellStart"/>
-      <w:r>
-        <w:rPr>
-          <w:rFonts w:ascii="Times New Roman" w:hAnsi="Times New Roman" w:cs="Times New Roman"/>
-        </w:rPr>
-        <w:t>datalist</w:t>
-      </w:r>
-      <w:proofErr w:type="spellEnd"/>
-      <w:r>
-        <w:rPr>
-          <w:rFonts w:ascii="Times New Roman" w:hAnsi="Times New Roman" w:cs="Times New Roman"/>
-        </w:rPr>
-        <w:t>&gt;</w:t>
+        <w:t>&lt;datalist&gt;</w:t>
       </w:r>
       <w:r>
         <w:rPr>
@@ -13671,21 +13156,7 @@
         <w:rPr>
           <w:rFonts w:ascii="Times New Roman" w:hAnsi="Times New Roman" w:cs="Times New Roman"/>
         </w:rPr>
-        <w:t>The list attribute of the &lt;input&gt; element, must refer to the id attribute of the &lt;</w:t>
-      </w:r>
-      <w:proofErr w:type="spellStart"/>
-      <w:r>
-        <w:rPr>
-          <w:rFonts w:ascii="Times New Roman" w:hAnsi="Times New Roman" w:cs="Times New Roman"/>
-        </w:rPr>
-        <w:t>datalist</w:t>
-      </w:r>
-      <w:proofErr w:type="spellEnd"/>
-      <w:r>
-        <w:rPr>
-          <w:rFonts w:ascii="Times New Roman" w:hAnsi="Times New Roman" w:cs="Times New Roman"/>
-        </w:rPr>
-        <w:t>&gt; element.</w:t>
+        <w:t>The list attribute of the &lt;input&gt; element, must refer to the id attribute of the &lt;datalist&gt; element.</w:t>
       </w:r>
     </w:p>
     <w:p>
@@ -13751,21 +13222,7 @@
         <w:rPr>
           <w:rFonts w:ascii="Times New Roman" w:hAnsi="Times New Roman" w:cs="Times New Roman"/>
         </w:rPr>
-        <w:t xml:space="preserve"> : use with elements like, &lt;select&gt; and&lt;</w:t>
-      </w:r>
-      <w:proofErr w:type="spellStart"/>
-      <w:r>
-        <w:rPr>
-          <w:rFonts w:ascii="Times New Roman" w:hAnsi="Times New Roman" w:cs="Times New Roman"/>
-        </w:rPr>
-        <w:t>datalist</w:t>
-      </w:r>
-      <w:proofErr w:type="spellEnd"/>
-      <w:r>
-        <w:rPr>
-          <w:rFonts w:ascii="Times New Roman" w:hAnsi="Times New Roman" w:cs="Times New Roman"/>
-        </w:rPr>
-        <w:t>&gt; .</w:t>
+        <w:t xml:space="preserve"> : use with elements like, &lt;select&gt; and&lt;datalist&gt; .</w:t>
       </w:r>
     </w:p>
     <w:p>
@@ -13783,21 +13240,7 @@
         <w:rPr>
           <w:rFonts w:ascii="Times New Roman" w:hAnsi="Times New Roman" w:cs="Times New Roman"/>
         </w:rPr>
-        <w:t>&lt;</w:t>
-      </w:r>
-      <w:proofErr w:type="spellStart"/>
-      <w:r>
-        <w:rPr>
-          <w:rFonts w:ascii="Times New Roman" w:hAnsi="Times New Roman" w:cs="Times New Roman"/>
-        </w:rPr>
-        <w:t>optgroup</w:t>
-      </w:r>
-      <w:proofErr w:type="spellEnd"/>
-      <w:r>
-        <w:rPr>
-          <w:rFonts w:ascii="Times New Roman" w:hAnsi="Times New Roman" w:cs="Times New Roman"/>
-        </w:rPr>
-        <w:t>&gt;</w:t>
+        <w:t>&lt;optgroup&gt;</w:t>
       </w:r>
       <w:r>
         <w:rPr>
@@ -13871,14 +13314,12 @@
         </w:rPr>
         <w:t xml:space="preserve"> </w:t>
       </w:r>
-      <w:proofErr w:type="spellStart"/>
       <w:r>
         <w:rPr>
           <w:rFonts w:ascii="Times New Roman" w:hAnsi="Times New Roman" w:cs="Times New Roman"/>
         </w:rPr>
         <w:t>formaction</w:t>
       </w:r>
-      <w:proofErr w:type="spellEnd"/>
       <w:r>
         <w:rPr>
           <w:rFonts w:ascii="Times New Roman" w:hAnsi="Times New Roman" w:cs="Times New Roman"/>
@@ -13906,14 +13347,12 @@
         </w:rPr>
         <w:t xml:space="preserve">2)  </w:t>
       </w:r>
-      <w:proofErr w:type="spellStart"/>
       <w:r>
         <w:rPr>
           <w:rFonts w:ascii="Times New Roman" w:hAnsi="Times New Roman" w:cs="Times New Roman"/>
         </w:rPr>
         <w:t>formenctype</w:t>
       </w:r>
-      <w:proofErr w:type="spellEnd"/>
       <w:r>
         <w:rPr>
           <w:rFonts w:ascii="Times New Roman" w:hAnsi="Times New Roman" w:cs="Times New Roman"/>
@@ -13953,14 +13392,12 @@
         </w:rPr>
         <w:t xml:space="preserve">3)  </w:t>
       </w:r>
-      <w:proofErr w:type="spellStart"/>
       <w:r>
         <w:rPr>
           <w:rFonts w:ascii="Times New Roman" w:hAnsi="Times New Roman" w:cs="Times New Roman"/>
         </w:rPr>
         <w:t>formmethod</w:t>
       </w:r>
-      <w:proofErr w:type="spellEnd"/>
       <w:r>
         <w:rPr>
           <w:rFonts w:ascii="Times New Roman" w:hAnsi="Times New Roman" w:cs="Times New Roman"/>
@@ -13988,14 +13425,12 @@
         </w:rPr>
         <w:t xml:space="preserve">4) </w:t>
       </w:r>
-      <w:proofErr w:type="spellStart"/>
       <w:r>
         <w:rPr>
           <w:rFonts w:ascii="Times New Roman" w:hAnsi="Times New Roman" w:cs="Times New Roman"/>
         </w:rPr>
         <w:t>formtarget</w:t>
       </w:r>
-      <w:proofErr w:type="spellEnd"/>
       <w:r>
         <w:rPr>
           <w:rFonts w:ascii="Times New Roman" w:hAnsi="Times New Roman" w:cs="Times New Roman"/>
@@ -14023,14 +13458,12 @@
         </w:rPr>
         <w:t xml:space="preserve">5) </w:t>
       </w:r>
-      <w:proofErr w:type="spellStart"/>
       <w:r>
         <w:rPr>
           <w:rFonts w:ascii="Times New Roman" w:hAnsi="Times New Roman" w:cs="Times New Roman"/>
         </w:rPr>
         <w:t>formnovalidate</w:t>
       </w:r>
-      <w:proofErr w:type="spellEnd"/>
       <w:r>
         <w:rPr>
           <w:rFonts w:ascii="Times New Roman" w:hAnsi="Times New Roman" w:cs="Times New Roman"/>
@@ -14106,153 +13539,450 @@
         </w:rPr>
         <w:t xml:space="preserve"> </w:t>
       </w:r>
-    </w:p>
-    <w:p>
-      <w:pPr>
-        <w:rPr>
-          <w:rFonts w:ascii="Times New Roman" w:hAnsi="Times New Roman" w:cs="Times New Roman"/>
-        </w:rPr>
-      </w:pPr>
-    </w:p>
-    <w:p>
-      <w:pPr>
-        <w:rPr>
-          <w:rFonts w:ascii="Times New Roman" w:hAnsi="Times New Roman" w:cs="Times New Roman"/>
-        </w:rPr>
-      </w:pPr>
-      <w:r>
-        <w:rPr>
-          <w:rFonts w:ascii="Times New Roman" w:hAnsi="Times New Roman" w:cs="Times New Roman"/>
-        </w:rPr>
-        <w:t>- attribute in &lt;input&gt; tag:</w:t>
-      </w:r>
-    </w:p>
-    <w:p>
-      <w:pPr>
-        <w:rPr>
-          <w:rFonts w:ascii="Times New Roman" w:hAnsi="Times New Roman" w:cs="Times New Roman"/>
-        </w:rPr>
-      </w:pPr>
-      <w:r>
-        <w:rPr>
-          <w:rFonts w:ascii="Times New Roman" w:hAnsi="Times New Roman" w:cs="Times New Roman"/>
-        </w:rPr>
-        <w:t xml:space="preserve">    type: indicate input type</w:t>
-      </w:r>
-    </w:p>
-    <w:p>
-      <w:pPr>
-        <w:rPr>
-          <w:rFonts w:ascii="Times New Roman" w:hAnsi="Times New Roman" w:cs="Times New Roman"/>
-        </w:rPr>
-      </w:pPr>
-      <w:r>
-        <w:rPr>
-          <w:rFonts w:ascii="Times New Roman" w:hAnsi="Times New Roman" w:cs="Times New Roman"/>
-        </w:rPr>
-        <w:t xml:space="preserve">    id:</w:t>
-      </w:r>
-    </w:p>
-    <w:p>
-      <w:pPr>
-        <w:rPr>
-          <w:rFonts w:ascii="Times New Roman" w:hAnsi="Times New Roman" w:cs="Times New Roman"/>
-        </w:rPr>
-      </w:pPr>
-      <w:r>
-        <w:rPr>
-          <w:rFonts w:ascii="Times New Roman" w:hAnsi="Times New Roman" w:cs="Times New Roman"/>
-        </w:rPr>
-        <w:t xml:space="preserve">    name:</w:t>
-      </w:r>
-    </w:p>
-    <w:p>
-      <w:pPr>
-        <w:rPr>
-          <w:rFonts w:ascii="Times New Roman" w:hAnsi="Times New Roman" w:cs="Times New Roman"/>
-        </w:rPr>
-      </w:pPr>
-      <w:r>
-        <w:rPr>
-          <w:rFonts w:ascii="Times New Roman" w:hAnsi="Times New Roman" w:cs="Times New Roman"/>
-        </w:rPr>
-        <w:t xml:space="preserve">    value:</w:t>
-      </w:r>
-    </w:p>
-    <w:p>
-      <w:pPr>
-        <w:rPr>
-          <w:rFonts w:ascii="Times New Roman" w:hAnsi="Times New Roman" w:cs="Times New Roman"/>
-        </w:rPr>
-      </w:pPr>
-    </w:p>
-    <w:p>
-      <w:pPr>
-        <w:rPr>
-          <w:rFonts w:ascii="Times New Roman" w:hAnsi="Times New Roman" w:cs="Times New Roman"/>
-        </w:rPr>
-      </w:pPr>
-      <w:r>
-        <w:rPr>
-          <w:rFonts w:ascii="Times New Roman" w:hAnsi="Times New Roman" w:cs="Times New Roman"/>
-        </w:rPr>
-        <w:t>- &lt;</w:t>
-      </w:r>
-      <w:proofErr w:type="spellStart"/>
-      <w:r>
-        <w:rPr>
-          <w:rFonts w:ascii="Times New Roman" w:hAnsi="Times New Roman" w:cs="Times New Roman"/>
-        </w:rPr>
-        <w:t>lable</w:t>
-      </w:r>
-      <w:proofErr w:type="spellEnd"/>
-      <w:r>
-        <w:rPr>
-          <w:rFonts w:ascii="Times New Roman" w:hAnsi="Times New Roman" w:cs="Times New Roman"/>
-        </w:rPr>
-        <w:t xml:space="preserve">&gt;: define </w:t>
-      </w:r>
-      <w:proofErr w:type="spellStart"/>
-      <w:r>
-        <w:rPr>
-          <w:rFonts w:ascii="Times New Roman" w:hAnsi="Times New Roman" w:cs="Times New Roman"/>
-        </w:rPr>
-        <w:t>lable</w:t>
-      </w:r>
-      <w:proofErr w:type="spellEnd"/>
-    </w:p>
-    <w:p>
-      <w:pPr>
-        <w:rPr>
-          <w:rFonts w:ascii="Times New Roman" w:hAnsi="Times New Roman" w:cs="Times New Roman"/>
-        </w:rPr>
-      </w:pPr>
-      <w:r>
-        <w:rPr>
-          <w:rFonts w:ascii="Times New Roman" w:hAnsi="Times New Roman" w:cs="Times New Roman"/>
-        </w:rPr>
-        <w:t xml:space="preserve">    - attributes:</w:t>
-      </w:r>
-    </w:p>
-    <w:p>
-      <w:pPr>
-        <w:rPr>
-          <w:rFonts w:ascii="Times New Roman" w:hAnsi="Times New Roman" w:cs="Times New Roman"/>
-        </w:rPr>
-      </w:pPr>
-      <w:r>
-        <w:rPr>
-          <w:rFonts w:ascii="Times New Roman" w:hAnsi="Times New Roman" w:cs="Times New Roman"/>
-        </w:rPr>
-        <w:t xml:space="preserve">        for:</w:t>
-      </w:r>
-    </w:p>
-    <w:p>
-      <w:pPr>
-        <w:rPr>
-          <w:rFonts w:ascii="Times New Roman" w:hAnsi="Times New Roman" w:cs="Times New Roman"/>
-        </w:rPr>
-      </w:pPr>
+      <w:r>
+        <w:rPr>
+          <w:rFonts w:ascii="Times New Roman" w:hAnsi="Times New Roman" w:cs="Times New Roman"/>
+        </w:rPr>
+        <w:t>------------------</w:t>
+      </w:r>
+    </w:p>
+    <w:p>
+      <w:pPr>
+        <w:pStyle w:val="ListParagraph"/>
+        <w:ind w:left="420"/>
+        <w:rPr>
+          <w:rFonts w:ascii="Times New Roman" w:hAnsi="Times New Roman" w:cs="Times New Roman"/>
+          <w:b/>
+          <w:bCs/>
+        </w:rPr>
+      </w:pPr>
+      <w:r>
+        <w:rPr>
+          <w:rFonts w:ascii="Times New Roman" w:hAnsi="Times New Roman" w:cs="Times New Roman"/>
+          <w:b/>
+          <w:bCs/>
+        </w:rPr>
+        <w:t>Controls’ attribute:</w:t>
+      </w:r>
+    </w:p>
+    <w:p>
+      <w:pPr>
+        <w:pStyle w:val="ListParagraph"/>
+        <w:ind w:left="420"/>
+        <w:rPr>
+          <w:rFonts w:ascii="Times New Roman" w:hAnsi="Times New Roman" w:cs="Times New Roman"/>
+          <w:b/>
+          <w:bCs/>
+        </w:rPr>
+      </w:pPr>
+    </w:p>
+    <w:p>
+      <w:pPr>
+        <w:pStyle w:val="ListParagraph"/>
+        <w:ind w:left="420"/>
+        <w:rPr>
+          <w:rFonts w:ascii="Times New Roman" w:hAnsi="Times New Roman" w:cs="Times New Roman"/>
+        </w:rPr>
+      </w:pPr>
+      <w:r>
+        <w:rPr>
+          <w:rFonts w:ascii="Times New Roman" w:hAnsi="Times New Roman" w:cs="Times New Roman"/>
+          <w:b/>
+          <w:bCs/>
+        </w:rPr>
+        <w:t>id:</w:t>
+      </w:r>
+      <w:r>
+        <w:rPr>
+          <w:rFonts w:ascii="Times New Roman" w:hAnsi="Times New Roman" w:cs="Times New Roman"/>
+        </w:rPr>
+        <w:t xml:space="preserve"> Unique identifier for an HTML element within a document.</w:t>
+      </w:r>
+    </w:p>
+    <w:p>
+      <w:pPr>
+        <w:pStyle w:val="ListParagraph"/>
+        <w:numPr>
+          <w:ilvl w:val="0"/>
+          <w:numId w:val="3"/>
+        </w:numPr>
+        <w:rPr>
+          <w:rFonts w:ascii="Times New Roman" w:hAnsi="Times New Roman" w:cs="Times New Roman"/>
+        </w:rPr>
+      </w:pPr>
+      <w:r>
+        <w:rPr>
+          <w:rFonts w:ascii="Times New Roman" w:hAnsi="Times New Roman" w:cs="Times New Roman"/>
+        </w:rPr>
+        <w:t>It will use for do CSS style and JavaScript code.</w:t>
+      </w:r>
+    </w:p>
+    <w:p>
+      <w:pPr>
+        <w:pStyle w:val="ListParagraph"/>
+        <w:ind w:left="1800"/>
+        <w:rPr>
+          <w:rFonts w:ascii="Times New Roman" w:hAnsi="Times New Roman" w:cs="Times New Roman"/>
+        </w:rPr>
+      </w:pPr>
+    </w:p>
+    <w:p>
+      <w:pPr>
+        <w:pStyle w:val="ListParagraph"/>
+        <w:ind w:left="420"/>
+        <w:rPr>
+          <w:rFonts w:ascii="Times New Roman" w:hAnsi="Times New Roman" w:cs="Times New Roman"/>
+        </w:rPr>
+      </w:pPr>
+      <w:r>
+        <w:rPr>
+          <w:rFonts w:ascii="Times New Roman" w:hAnsi="Times New Roman" w:cs="Times New Roman"/>
+          <w:b/>
+          <w:bCs/>
+        </w:rPr>
+        <w:t xml:space="preserve">name: </w:t>
+      </w:r>
+      <w:r>
+        <w:rPr>
+          <w:rFonts w:ascii="Times New Roman" w:hAnsi="Times New Roman" w:cs="Times New Roman"/>
+        </w:rPr>
+        <w:t>It</w:t>
+      </w:r>
+      <w:r>
+        <w:rPr>
+          <w:rFonts w:ascii="Times New Roman" w:hAnsi="Times New Roman" w:cs="Times New Roman"/>
+          <w:b/>
+          <w:bCs/>
+        </w:rPr>
+        <w:t> </w:t>
+      </w:r>
+      <w:r>
+        <w:rPr>
+          <w:rFonts w:ascii="Times New Roman" w:hAnsi="Times New Roman" w:cs="Times New Roman"/>
+        </w:rPr>
+        <w:t>specifies the name of an &lt;input&gt; element.</w:t>
+      </w:r>
+    </w:p>
+    <w:p>
+      <w:pPr>
+        <w:pStyle w:val="ListParagraph"/>
+        <w:numPr>
+          <w:ilvl w:val="0"/>
+          <w:numId w:val="3"/>
+        </w:numPr>
+        <w:rPr>
+          <w:rFonts w:ascii="Times New Roman" w:hAnsi="Times New Roman" w:cs="Times New Roman"/>
+        </w:rPr>
+      </w:pPr>
+      <w:r>
+        <w:rPr>
+          <w:rFonts w:ascii="Times New Roman" w:hAnsi="Times New Roman" w:cs="Times New Roman"/>
+        </w:rPr>
+        <w:t>It is use to reference element in a JavaScript or reference form data after form submitted.</w:t>
+      </w:r>
+    </w:p>
+    <w:p>
+      <w:pPr>
+        <w:ind w:left="1440"/>
+        <w:rPr>
+          <w:rFonts w:ascii="Times New Roman" w:hAnsi="Times New Roman" w:cs="Times New Roman"/>
+        </w:rPr>
+      </w:pPr>
+      <w:r>
+        <w:rPr>
+          <w:rFonts w:ascii="Times New Roman" w:hAnsi="Times New Roman" w:cs="Times New Roman"/>
+        </w:rPr>
+        <w:t xml:space="preserve">Ex. In gender selection code in html in both radio button for male and female, name must be same in both input type but id must different. </w:t>
+      </w:r>
+    </w:p>
+    <w:p>
+      <w:pPr>
+        <w:pStyle w:val="ListParagraph"/>
+        <w:ind w:left="420"/>
+        <w:rPr>
+          <w:rFonts w:ascii="Times New Roman" w:hAnsi="Times New Roman" w:cs="Times New Roman"/>
+        </w:rPr>
+      </w:pPr>
+      <w:r>
+        <w:rPr>
+          <w:rFonts w:ascii="Times New Roman" w:hAnsi="Times New Roman" w:cs="Times New Roman"/>
+          <w:b/>
+          <w:bCs/>
+        </w:rPr>
+        <w:t xml:space="preserve">class: </w:t>
+      </w:r>
+      <w:r>
+        <w:rPr>
+          <w:rFonts w:ascii="Times New Roman" w:hAnsi="Times New Roman" w:cs="Times New Roman"/>
+        </w:rPr>
+        <w:t>specifies class name for an element.</w:t>
+      </w:r>
+    </w:p>
+    <w:p>
+      <w:pPr>
+        <w:pStyle w:val="ListParagraph"/>
+        <w:numPr>
+          <w:ilvl w:val="0"/>
+          <w:numId w:val="3"/>
+        </w:numPr>
+        <w:rPr>
+          <w:rFonts w:ascii="Times New Roman" w:hAnsi="Times New Roman" w:cs="Times New Roman"/>
+        </w:rPr>
+      </w:pPr>
+      <w:r>
+        <w:rPr>
+          <w:rFonts w:ascii="Times New Roman" w:hAnsi="Times New Roman" w:cs="Times New Roman"/>
+        </w:rPr>
+        <w:t>use for more code in CSS and JS on that element.</w:t>
+      </w:r>
+    </w:p>
+    <w:p>
+      <w:pPr>
+        <w:pStyle w:val="ListParagraph"/>
+        <w:numPr>
+          <w:ilvl w:val="0"/>
+          <w:numId w:val="3"/>
+        </w:numPr>
+        <w:rPr>
+          <w:rFonts w:ascii="Times New Roman" w:hAnsi="Times New Roman" w:cs="Times New Roman"/>
+        </w:rPr>
+      </w:pPr>
+      <w:r>
+        <w:rPr>
+          <w:rFonts w:ascii="Times New Roman" w:hAnsi="Times New Roman" w:cs="Times New Roman"/>
+        </w:rPr>
+        <w:t>It is global attribute. It can be used with any HTML element.</w:t>
+      </w:r>
+    </w:p>
+    <w:p>
+      <w:pPr>
+        <w:rPr>
+          <w:rFonts w:ascii="Times New Roman" w:hAnsi="Times New Roman" w:cs="Times New Roman"/>
+        </w:rPr>
+      </w:pPr>
+      <w:r>
+        <w:rPr>
+          <w:rFonts w:ascii="Times New Roman" w:hAnsi="Times New Roman" w:cs="Times New Roman"/>
+          <w:b/>
+          <w:bCs/>
+        </w:rPr>
+        <w:t xml:space="preserve">       value: </w:t>
+      </w:r>
+      <w:r>
+        <w:rPr>
+          <w:rFonts w:ascii="Times New Roman" w:hAnsi="Times New Roman" w:cs="Times New Roman"/>
+        </w:rPr>
+        <w:t>it set some default input for an input field.</w:t>
+      </w:r>
+    </w:p>
+    <w:p>
+      <w:pPr>
+        <w:rPr>
+          <w:rFonts w:ascii="Times New Roman" w:hAnsi="Times New Roman" w:cs="Times New Roman"/>
+        </w:rPr>
+      </w:pPr>
+      <w:r>
+        <w:rPr>
+          <w:rFonts w:ascii="Times New Roman" w:hAnsi="Times New Roman" w:cs="Times New Roman"/>
+        </w:rPr>
+        <w:tab/>
+        <w:t>------------</w:t>
+      </w:r>
+    </w:p>
+    <w:p>
+      <w:pPr>
+        <w:rPr>
+          <w:rFonts w:ascii="Times New Roman" w:hAnsi="Times New Roman" w:cs="Times New Roman"/>
+        </w:rPr>
+      </w:pPr>
+      <w:r>
+        <w:rPr>
+          <w:rFonts w:ascii="Times New Roman" w:hAnsi="Times New Roman" w:cs="Times New Roman"/>
+          <w:b/>
+          <w:bCs/>
+        </w:rPr>
+        <w:t xml:space="preserve">&lt;img&gt;: </w:t>
+      </w:r>
+      <w:r>
+        <w:rPr>
+          <w:rFonts w:ascii="Times New Roman" w:hAnsi="Times New Roman" w:cs="Times New Roman"/>
+        </w:rPr>
+        <w:t>use to display image into html page</w:t>
+      </w:r>
+    </w:p>
+    <w:p>
+      <w:pPr>
+        <w:rPr>
+          <w:rFonts w:ascii="Times New Roman" w:hAnsi="Times New Roman" w:cs="Times New Roman"/>
+        </w:rPr>
+      </w:pPr>
+      <w:r>
+        <w:rPr>
+          <w:rFonts w:ascii="Times New Roman" w:hAnsi="Times New Roman" w:cs="Times New Roman"/>
+          <w:b/>
+          <w:bCs/>
+        </w:rPr>
+        <w:t>&lt;meta&gt;</w:t>
+      </w:r>
+      <w:r>
+        <w:rPr>
+          <w:rFonts w:ascii="Times New Roman" w:hAnsi="Times New Roman" w:cs="Times New Roman"/>
+          <w:b/>
+          <w:bCs/>
+        </w:rPr>
+        <w:t xml:space="preserve">: </w:t>
+      </w:r>
+      <w:r>
+        <w:rPr>
+          <w:rFonts w:ascii="Times New Roman" w:hAnsi="Times New Roman" w:cs="Times New Roman"/>
+        </w:rPr>
+        <w:t>It defines some information about HTML page.</w:t>
+      </w:r>
+    </w:p>
+    <w:p>
+      <w:pPr>
+        <w:pStyle w:val="ListParagraph"/>
+        <w:numPr>
+          <w:ilvl w:val="0"/>
+          <w:numId w:val="3"/>
+        </w:numPr>
+        <w:rPr>
+          <w:rFonts w:ascii="Times New Roman" w:hAnsi="Times New Roman" w:cs="Times New Roman"/>
+        </w:rPr>
+      </w:pPr>
+      <w:r>
+        <w:rPr>
+          <w:rFonts w:ascii="Times New Roman" w:hAnsi="Times New Roman" w:cs="Times New Roman"/>
+        </w:rPr>
+        <w:t>It is always inside &lt;head&gt; tag</w:t>
+      </w:r>
+    </w:p>
+    <w:p>
+      <w:pPr>
+        <w:pStyle w:val="ListParagraph"/>
+        <w:numPr>
+          <w:ilvl w:val="0"/>
+          <w:numId w:val="3"/>
+        </w:numPr>
+        <w:rPr>
+          <w:rFonts w:ascii="Times New Roman" w:hAnsi="Times New Roman" w:cs="Times New Roman"/>
+        </w:rPr>
+      </w:pPr>
+      <w:r>
+        <w:rPr>
+          <w:rFonts w:ascii="Times New Roman" w:hAnsi="Times New Roman" w:cs="Times New Roman"/>
+        </w:rPr>
+        <w:t>Use to specifies: character set, page description, viewport(user’s visible area of a web page) etc.</w:t>
+      </w:r>
+    </w:p>
+    <w:p>
+      <w:pPr>
+        <w:pStyle w:val="ListParagraph"/>
+        <w:numPr>
+          <w:ilvl w:val="0"/>
+          <w:numId w:val="3"/>
+        </w:numPr>
+        <w:rPr>
+          <w:rFonts w:ascii="Times New Roman" w:hAnsi="Times New Roman" w:cs="Times New Roman"/>
+        </w:rPr>
+      </w:pPr>
+      <w:r>
+        <w:rPr>
+          <w:rFonts w:ascii="Times New Roman" w:hAnsi="Times New Roman" w:cs="Times New Roman"/>
+        </w:rPr>
+        <w:lastRenderedPageBreak/>
+        <w:t xml:space="preserve">in viewport, </w:t>
+      </w:r>
+      <w:r>
+        <w:rPr>
+          <w:rFonts w:ascii="Times New Roman" w:hAnsi="Times New Roman" w:cs="Times New Roman"/>
+        </w:rPr>
+        <w:t>This gives the browser instructions on how to control the page's dimensions and scaling.</w:t>
+      </w:r>
+    </w:p>
+    <w:p>
+      <w:pPr>
+        <w:pStyle w:val="ListParagraph"/>
+        <w:numPr>
+          <w:ilvl w:val="0"/>
+          <w:numId w:val="3"/>
+        </w:numPr>
+        <w:rPr>
+          <w:rFonts w:ascii="Times New Roman" w:hAnsi="Times New Roman" w:cs="Times New Roman"/>
+        </w:rPr>
+      </w:pPr>
+      <w:r>
+        <w:rPr>
+          <w:rFonts w:ascii="Times New Roman" w:hAnsi="Times New Roman" w:cs="Times New Roman"/>
+        </w:rPr>
+        <w:t xml:space="preserve">The </w:t>
+      </w:r>
+      <w:r>
+        <w:rPr>
+          <w:rFonts w:ascii="Times New Roman" w:hAnsi="Times New Roman" w:cs="Times New Roman"/>
+        </w:rPr>
+        <w:t>“</w:t>
+      </w:r>
+      <w:r>
+        <w:rPr>
+          <w:rFonts w:ascii="Times New Roman" w:hAnsi="Times New Roman" w:cs="Times New Roman"/>
+        </w:rPr>
+        <w:t xml:space="preserve">width=device-width </w:t>
+      </w:r>
+      <w:r>
+        <w:rPr>
+          <w:rFonts w:ascii="Times New Roman" w:hAnsi="Times New Roman" w:cs="Times New Roman"/>
+        </w:rPr>
+        <w:t xml:space="preserve">“ </w:t>
+      </w:r>
+      <w:r>
+        <w:rPr>
+          <w:rFonts w:ascii="Times New Roman" w:hAnsi="Times New Roman" w:cs="Times New Roman"/>
+        </w:rPr>
+        <w:t xml:space="preserve">part sets the width of the page to follow the screen-width of the device </w:t>
+      </w:r>
+    </w:p>
+    <w:p>
+      <w:pPr>
+        <w:pStyle w:val="ListParagraph"/>
+        <w:numPr>
+          <w:ilvl w:val="0"/>
+          <w:numId w:val="3"/>
+        </w:numPr>
+        <w:rPr>
+          <w:rFonts w:ascii="Times New Roman" w:hAnsi="Times New Roman" w:cs="Times New Roman"/>
+        </w:rPr>
+      </w:pPr>
+      <w:r>
+        <w:rPr>
+          <w:rFonts w:ascii="Times New Roman" w:hAnsi="Times New Roman" w:cs="Times New Roman"/>
+        </w:rPr>
+        <w:t xml:space="preserve">The </w:t>
+      </w:r>
+      <w:r>
+        <w:rPr>
+          <w:rFonts w:ascii="Times New Roman" w:hAnsi="Times New Roman" w:cs="Times New Roman"/>
+        </w:rPr>
+        <w:t>“</w:t>
+      </w:r>
+      <w:r>
+        <w:rPr>
+          <w:rFonts w:ascii="Times New Roman" w:hAnsi="Times New Roman" w:cs="Times New Roman"/>
+        </w:rPr>
+        <w:t xml:space="preserve">initial-scale=1.0 </w:t>
+      </w:r>
+      <w:r>
+        <w:rPr>
+          <w:rFonts w:ascii="Times New Roman" w:hAnsi="Times New Roman" w:cs="Times New Roman"/>
+        </w:rPr>
+        <w:t>“</w:t>
+      </w:r>
+      <w:r>
+        <w:rPr>
+          <w:rFonts w:ascii="Times New Roman" w:hAnsi="Times New Roman" w:cs="Times New Roman"/>
+        </w:rPr>
+        <w:t>part sets the initial zoom level when the page is first loaded by the browser.</w:t>
+      </w:r>
     </w:p>
     <w:sectPr>
       <w:pgSz w:w="11906" w:h="16838"/>
